--- a/Assignment/Module 2/Module 2 manual.docx
+++ b/Assignment/Module 2/Module 2 manual.docx
@@ -4984,10 +4984,7 @@
               <w:pStyle w:val="NormalWeb"/>
             </w:pPr>
             <w:r>
-              <w:t>STLC (Software Testing Life Cycle</w:t>
-            </w:r>
-            <w:r>
-              <w:t>)</w:t>
+              <w:t>STLC (Software Testing Life Cycle)</w:t>
             </w:r>
           </w:p>
         </w:tc>
@@ -5005,10 +5002,7 @@
               <w:pStyle w:val="NormalWeb"/>
             </w:pPr>
             <w:r>
-              <w:t>i</w:t>
-            </w:r>
-            <w:r>
-              <w:t>t is the process of developing software</w:t>
+              <w:t>it is the process of developing software</w:t>
             </w:r>
           </w:p>
         </w:tc>
@@ -5021,13 +5015,7 @@
               <w:pStyle w:val="NormalWeb"/>
             </w:pPr>
             <w:r>
-              <w:t>i</w:t>
-            </w:r>
-            <w:r>
-              <w:t>t is the process of</w:t>
-            </w:r>
-            <w:r>
-              <w:t xml:space="preserve"> Testing</w:t>
+              <w:t>it is the process of Testing</w:t>
             </w:r>
             <w:r>
               <w:t xml:space="preserve"> software</w:t>
@@ -5333,10 +5321,7 @@
               <w:spacing w:after="218"/>
             </w:pPr>
             <w:r>
-              <w:t>H</w:t>
-            </w:r>
-            <w:r>
-              <w:t>igh-level idea of what to test</w:t>
+              <w:t>High-level idea of what to test</w:t>
             </w:r>
           </w:p>
         </w:tc>
@@ -5418,10 +5403,7 @@
               <w:spacing w:after="218"/>
             </w:pPr>
             <w:r>
-              <w:t>N</w:t>
-            </w:r>
-            <w:r>
-              <w:t>o steps included</w:t>
+              <w:t>No steps included</w:t>
             </w:r>
           </w:p>
         </w:tc>
@@ -5524,21 +5506,7 @@
           <w:color w:val="4472C4" w:themeColor="accent1"/>
           <w:szCs w:val="22"/>
         </w:rPr>
-        <w:t xml:space="preserve"> Explain what Test Plan is? What is</w:t>
-      </w:r>
-      <w:r>
-        <w:rPr>
-          <w:color w:val="4472C4" w:themeColor="accent1"/>
-          <w:szCs w:val="22"/>
-        </w:rPr>
-        <w:t xml:space="preserve"> </w:t>
-      </w:r>
-      <w:r>
-        <w:rPr>
-          <w:color w:val="4472C4" w:themeColor="accent1"/>
-          <w:szCs w:val="22"/>
-        </w:rPr>
-        <w:t>the information that should be covered</w:t>
+        <w:t xml:space="preserve"> Explain what Test Plan is? What is the information that should be covered</w:t>
       </w:r>
     </w:p>
     <w:p>
@@ -7417,35 +7385,7 @@
           <w:color w:val="4472C4" w:themeColor="accent1"/>
           <w:szCs w:val="22"/>
         </w:rPr>
-        <w:t>Explain the difference between Authorization and Authentication in Web testing.</w:t>
-      </w:r>
-      <w:r>
-        <w:rPr>
-          <w:color w:val="4472C4" w:themeColor="accent1"/>
-          <w:szCs w:val="22"/>
-        </w:rPr>
-        <w:t xml:space="preserve"> </w:t>
-      </w:r>
-      <w:r>
-        <w:rPr>
-          <w:color w:val="4472C4" w:themeColor="accent1"/>
-          <w:szCs w:val="22"/>
-        </w:rPr>
-        <w:t>What</w:t>
-      </w:r>
-      <w:r>
-        <w:rPr>
-          <w:color w:val="4472C4" w:themeColor="accent1"/>
-          <w:szCs w:val="22"/>
-        </w:rPr>
-        <w:t xml:space="preserve"> </w:t>
-      </w:r>
-      <w:r>
-        <w:rPr>
-          <w:color w:val="4472C4" w:themeColor="accent1"/>
-          <w:szCs w:val="22"/>
-        </w:rPr>
-        <w:t>are the common problems faced in Web testing?</w:t>
+        <w:t>Explain the difference between Authorization and Authentication in Web testing. What are the common problems faced in Web testing?</w:t>
       </w:r>
     </w:p>
     <w:tbl>
